--- a/docs/csDronLinkDocTopics.docx
+++ b/docs/csDronLinkDocTopics.docx
@@ -1,6 +1,6 @@
 
 <file path=word/document.xml><?xml version="1.0" encoding="utf-8"?>
-<w:document xmlns:wpc="http://schemas.microsoft.com/office/word/2010/wordprocessingCanvas" xmlns:cx="http://schemas.microsoft.com/office/drawing/2014/chartex" xmlns:cx1="http://schemas.microsoft.com/office/drawing/2015/9/8/chartex" xmlns:cx2="http://schemas.microsoft.com/office/drawing/2015/10/21/chartex" xmlns:cx3="http://schemas.microsoft.com/office/drawing/2016/5/9/chartex" xmlns:cx4="http://schemas.microsoft.com/office/drawing/2016/5/10/chartex" xmlns:cx5="http://schemas.microsoft.com/office/drawing/2016/5/11/chartex" xmlns:cx6="http://schemas.microsoft.com/office/drawing/2016/5/12/chartex" xmlns:cx7="http://schemas.microsoft.com/office/drawing/2016/5/13/chartex" xmlns:cx8="http://schemas.microsoft.com/office/drawing/2016/5/14/chartex" xmlns:mc="http://schemas.openxmlformats.org/markup-compatibility/2006" xmlns:aink="http://schemas.microsoft.com/office/drawing/2016/ink" xmlns:am3d="http://schemas.microsoft.com/office/drawing/2017/model3d" xmlns:o="urn:schemas-microsoft-com:office:office" xmlns:r="http://schemas.openxmlformats.org/officeDocument/2006/relationships" xmlns:m="http://schemas.openxmlformats.org/officeDocument/2006/math" xmlns:v="urn:schemas-microsoft-com:vml" xmlns:wp14="http://schemas.microsoft.com/office/word/2010/wordprocessingDrawing" xmlns:wp="http://schemas.openxmlformats.org/drawingml/2006/wordprocessingDrawing" xmlns:w10="urn:schemas-microsoft-com:office:word" xmlns:w="http://schemas.openxmlformats.org/wordprocessingml/2006/main" xmlns:w14="http://schemas.microsoft.com/office/word/2010/wordml" xmlns:w15="http://schemas.microsoft.com/office/word/2012/wordml" xmlns:w16cid="http://schemas.microsoft.com/office/word/2016/wordml/cid" xmlns:w16se="http://schemas.microsoft.com/office/word/2015/wordml/symex" xmlns:wpg="http://schemas.microsoft.com/office/word/2010/wordprocessingGroup" xmlns:wpi="http://schemas.microsoft.com/office/word/2010/wordprocessingInk" xmlns:wne="http://schemas.microsoft.com/office/word/2006/wordml" xmlns:wps="http://schemas.microsoft.com/office/word/2010/wordprocessingShape" mc:Ignorable="w14 w15 w16se w16cid wp14">
+<w:document xmlns:wpc="http://schemas.microsoft.com/office/word/2010/wordprocessingCanvas" xmlns:cx="http://schemas.microsoft.com/office/drawing/2014/chartex" xmlns:cx1="http://schemas.microsoft.com/office/drawing/2015/9/8/chartex" xmlns:cx2="http://schemas.microsoft.com/office/drawing/2015/10/21/chartex" xmlns:cx3="http://schemas.microsoft.com/office/drawing/2016/5/9/chartex" xmlns:cx4="http://schemas.microsoft.com/office/drawing/2016/5/10/chartex" xmlns:cx5="http://schemas.microsoft.com/office/drawing/2016/5/11/chartex" xmlns:cx6="http://schemas.microsoft.com/office/drawing/2016/5/12/chartex" xmlns:cx7="http://schemas.microsoft.com/office/drawing/2016/5/13/chartex" xmlns:cx8="http://schemas.microsoft.com/office/drawing/2016/5/14/chartex" xmlns:mc="http://schemas.openxmlformats.org/markup-compatibility/2006" xmlns:aink="http://schemas.microsoft.com/office/drawing/2016/ink" xmlns:am3d="http://schemas.microsoft.com/office/drawing/2017/model3d" xmlns:o="urn:schemas-microsoft-com:office:office" xmlns:r="http://schemas.openxmlformats.org/officeDocument/2006/relationships" xmlns:m="http://schemas.openxmlformats.org/officeDocument/2006/math" xmlns:v="urn:schemas-microsoft-com:vml" xmlns:wp14="http://schemas.microsoft.com/office/word/2010/wordprocessingDrawing" xmlns:wp="http://schemas.openxmlformats.org/drawingml/2006/wordprocessingDrawing" xmlns:w10="urn:schemas-microsoft-com:office:word" xmlns:w="http://schemas.openxmlformats.org/wordprocessingml/2006/main" xmlns:w14="http://schemas.microsoft.com/office/word/2010/wordml" xmlns:w15="http://schemas.microsoft.com/office/word/2012/wordml" xmlns:w16cex="http://schemas.microsoft.com/office/word/2018/wordml/cex" xmlns:w16cid="http://schemas.microsoft.com/office/word/2016/wordml/cid" xmlns:w16="http://schemas.microsoft.com/office/word/2018/wordml" xmlns:w16sdtdh="http://schemas.microsoft.com/office/word/2020/wordml/sdtdatahash" xmlns:w16se="http://schemas.microsoft.com/office/word/2015/wordml/symex" xmlns:wpg="http://schemas.microsoft.com/office/word/2010/wordprocessingGroup" xmlns:wpi="http://schemas.microsoft.com/office/word/2010/wordprocessingInk" xmlns:wne="http://schemas.microsoft.com/office/word/2006/wordml" xmlns:wps="http://schemas.microsoft.com/office/word/2010/wordprocessingShape" mc:Ignorable="w14 w15 w16se w16cid w16 w16cex w16sdtdh wp14">
   <w:body>
     <w:p>
       <w:pPr>
@@ -143,7 +143,7 @@
     </w:p>
     <w:tbl>
       <w:tblPr>
-        <w:tblStyle w:val="Taulaambquadrcula"/>
+        <w:tblStyle w:val="Tablaconcuadrcula"/>
         <w:tblW w:w="0" w:type="auto"/>
         <w:tblLook w:val="04A0" w:firstRow="1" w:lastRow="0" w:firstColumn="1" w:lastColumn="0" w:noHBand="0" w:noVBand="1"/>
       </w:tblPr>
@@ -1633,6 +1633,264 @@
                 <w:sz w:val="20"/>
               </w:rPr>
               <w:t>).</w:t>
+            </w:r>
+          </w:p>
+          <w:p/>
+        </w:tc>
+      </w:tr>
+      <w:tr>
+        <w:tc>
+          <w:tcPr>
+            <w:tcW w:w="8494" w:type="dxa"/>
+            <w:gridSpan w:val="2"/>
+            <w:shd w:val="clear" w:color="auto" w:fill="E7E6E6" w:themeFill="background2"/>
+          </w:tcPr>
+          <w:p>
+            <w:pPr>
+              <w:rPr>
+                <w:rFonts w:ascii="Cascadia Mono" w:hAnsi="Cascadia Mono" w:cs="Cascadia Mono"/>
+                <w:color w:val="000000"/>
+                <w:sz w:val="16"/>
+                <w:szCs w:val="16"/>
+                <w:lang w:val="en-US"/>
+              </w:rPr>
+            </w:pPr>
+            <w:proofErr w:type="spellStart"/>
+            <w:r>
+              <w:rPr>
+                <w:rFonts w:ascii="Cascadia Mono" w:hAnsi="Cascadia Mono" w:cs="Cascadia Mono"/>
+                <w:color w:val="0000FF"/>
+                <w:sz w:val="16"/>
+                <w:szCs w:val="16"/>
+                <w:lang w:val="ca-ES"/>
+              </w:rPr>
+              <w:t>public</w:t>
+            </w:r>
+            <w:proofErr w:type="spellEnd"/>
+            <w:r>
+              <w:rPr>
+                <w:rFonts w:ascii="Cascadia Mono" w:hAnsi="Cascadia Mono" w:cs="Cascadia Mono"/>
+                <w:color w:val="0000FF"/>
+                <w:sz w:val="16"/>
+                <w:szCs w:val="16"/>
+                <w:lang w:val="ca-ES"/>
+              </w:rPr>
+              <w:t xml:space="preserve"> </w:t>
+            </w:r>
+            <w:proofErr w:type="spellStart"/>
+            <w:r>
+              <w:rPr>
+                <w:rFonts w:ascii="Cascadia Mono" w:hAnsi="Cascadia Mono" w:cs="Cascadia Mono"/>
+                <w:color w:val="0000FF"/>
+                <w:sz w:val="16"/>
+                <w:szCs w:val="16"/>
+                <w:lang w:val="ca-ES"/>
+              </w:rPr>
+              <w:t>void</w:t>
+            </w:r>
+            <w:proofErr w:type="spellEnd"/>
+            <w:r>
+              <w:rPr>
+                <w:rFonts w:ascii="Cascadia Mono" w:hAnsi="Cascadia Mono" w:cs="Cascadia Mono"/>
+                <w:color w:val="000000"/>
+                <w:sz w:val="16"/>
+                <w:szCs w:val="16"/>
+                <w:lang w:val="en-US"/>
+              </w:rPr>
+              <w:t xml:space="preserve"> </w:t>
+            </w:r>
+            <w:proofErr w:type="spellStart"/>
+            <w:r>
+              <w:rPr>
+                <w:rFonts w:ascii="Cascadia Mono" w:hAnsi="Cascadia Mono" w:cs="Cascadia Mono"/>
+                <w:color w:val="000000"/>
+                <w:sz w:val="16"/>
+                <w:szCs w:val="16"/>
+                <w:lang w:val="en-US"/>
+              </w:rPr>
+              <w:t>SendRC</w:t>
+            </w:r>
+            <w:proofErr w:type="spellEnd"/>
+            <w:r>
+              <w:rPr>
+                <w:rFonts w:ascii="Cascadia Mono" w:hAnsi="Cascadia Mono" w:cs="Cascadia Mono"/>
+                <w:color w:val="000000"/>
+                <w:sz w:val="16"/>
+                <w:szCs w:val="16"/>
+                <w:lang w:val="en-US"/>
+              </w:rPr>
+              <w:t xml:space="preserve"> </w:t>
+            </w:r>
+            <w:r>
+              <w:rPr>
+                <w:rFonts w:ascii="Cascadia Mono" w:hAnsi="Cascadia Mono" w:cs="Cascadia Mono"/>
+                <w:color w:val="000000"/>
+                <w:sz w:val="16"/>
+                <w:szCs w:val="16"/>
+                <w:lang w:val="en-US"/>
+              </w:rPr>
+              <w:t>(</w:t>
+            </w:r>
+            <w:proofErr w:type="spellStart"/>
+            <w:r>
+              <w:rPr>
+                <w:rFonts w:ascii="Cascadia Mono" w:hAnsi="Cascadia Mono" w:cs="Cascadia Mono"/>
+                <w:color w:val="0000FF"/>
+                <w:sz w:val="16"/>
+                <w:szCs w:val="16"/>
+                <w:lang w:val="ca-ES"/>
+              </w:rPr>
+              <w:t>ushort</w:t>
+            </w:r>
+            <w:proofErr w:type="spellEnd"/>
+            <w:r>
+              <w:rPr>
+                <w:rFonts w:ascii="Cascadia Mono" w:hAnsi="Cascadia Mono" w:cs="Cascadia Mono"/>
+                <w:color w:val="000000"/>
+                <w:sz w:val="16"/>
+                <w:szCs w:val="16"/>
+                <w:lang w:val="en-US"/>
+              </w:rPr>
+              <w:t xml:space="preserve"> roll, </w:t>
+            </w:r>
+            <w:proofErr w:type="spellStart"/>
+            <w:r>
+              <w:rPr>
+                <w:rFonts w:ascii="Cascadia Mono" w:hAnsi="Cascadia Mono" w:cs="Cascadia Mono"/>
+                <w:color w:val="0000FF"/>
+                <w:sz w:val="16"/>
+                <w:szCs w:val="16"/>
+                <w:lang w:val="ca-ES"/>
+              </w:rPr>
+              <w:t>ushort</w:t>
+            </w:r>
+            <w:proofErr w:type="spellEnd"/>
+            <w:r>
+              <w:rPr>
+                <w:rFonts w:ascii="Cascadia Mono" w:hAnsi="Cascadia Mono" w:cs="Cascadia Mono"/>
+                <w:color w:val="000000"/>
+                <w:sz w:val="16"/>
+                <w:szCs w:val="16"/>
+                <w:lang w:val="en-US"/>
+              </w:rPr>
+              <w:t xml:space="preserve"> </w:t>
+            </w:r>
+            <w:r>
+              <w:rPr>
+                <w:rFonts w:ascii="Cascadia Mono" w:hAnsi="Cascadia Mono" w:cs="Cascadia Mono"/>
+                <w:color w:val="000000"/>
+                <w:sz w:val="16"/>
+                <w:szCs w:val="16"/>
+                <w:lang w:val="en-US"/>
+              </w:rPr>
+              <w:t xml:space="preserve">pitch, </w:t>
+            </w:r>
+            <w:proofErr w:type="spellStart"/>
+            <w:r>
+              <w:rPr>
+                <w:rFonts w:ascii="Cascadia Mono" w:hAnsi="Cascadia Mono" w:cs="Cascadia Mono"/>
+                <w:color w:val="0000FF"/>
+                <w:sz w:val="16"/>
+                <w:szCs w:val="16"/>
+                <w:lang w:val="ca-ES"/>
+              </w:rPr>
+              <w:t>ushort</w:t>
+            </w:r>
+            <w:proofErr w:type="spellEnd"/>
+            <w:r>
+              <w:rPr>
+                <w:rFonts w:ascii="Cascadia Mono" w:hAnsi="Cascadia Mono" w:cs="Cascadia Mono"/>
+                <w:color w:val="000000"/>
+                <w:sz w:val="16"/>
+                <w:szCs w:val="16"/>
+                <w:lang w:val="en-US"/>
+              </w:rPr>
+              <w:t xml:space="preserve"> </w:t>
+            </w:r>
+            <w:r>
+              <w:rPr>
+                <w:rFonts w:ascii="Cascadia Mono" w:hAnsi="Cascadia Mono" w:cs="Cascadia Mono"/>
+                <w:color w:val="000000"/>
+                <w:sz w:val="16"/>
+                <w:szCs w:val="16"/>
+                <w:lang w:val="en-US"/>
+              </w:rPr>
+              <w:t xml:space="preserve">throttle, </w:t>
+            </w:r>
+            <w:proofErr w:type="spellStart"/>
+            <w:r>
+              <w:rPr>
+                <w:rFonts w:ascii="Cascadia Mono" w:hAnsi="Cascadia Mono" w:cs="Cascadia Mono"/>
+                <w:color w:val="0000FF"/>
+                <w:sz w:val="16"/>
+                <w:szCs w:val="16"/>
+                <w:lang w:val="ca-ES"/>
+              </w:rPr>
+              <w:t>ushort</w:t>
+            </w:r>
+            <w:proofErr w:type="spellEnd"/>
+            <w:r>
+              <w:rPr>
+                <w:rFonts w:ascii="Cascadia Mono" w:hAnsi="Cascadia Mono" w:cs="Cascadia Mono"/>
+                <w:color w:val="000000"/>
+                <w:sz w:val="16"/>
+                <w:szCs w:val="16"/>
+                <w:lang w:val="en-US"/>
+              </w:rPr>
+              <w:t xml:space="preserve"> </w:t>
+            </w:r>
+            <w:r>
+              <w:rPr>
+                <w:rFonts w:ascii="Cascadia Mono" w:hAnsi="Cascadia Mono" w:cs="Cascadia Mono"/>
+                <w:color w:val="000000"/>
+                <w:sz w:val="16"/>
+                <w:szCs w:val="16"/>
+                <w:lang w:val="en-US"/>
+              </w:rPr>
+              <w:t>yaw)</w:t>
+            </w:r>
+          </w:p>
+          <w:p>
+            <w:pPr>
+              <w:rPr>
+                <w:rFonts w:ascii="Cascadia Mono" w:hAnsi="Cascadia Mono" w:cs="Cascadia Mono"/>
+                <w:color w:val="000000"/>
+                <w:sz w:val="12"/>
+                <w:szCs w:val="16"/>
+                <w:lang w:val="en-US"/>
+              </w:rPr>
+            </w:pPr>
+          </w:p>
+        </w:tc>
+      </w:tr>
+      <w:tr>
+        <w:tc>
+          <w:tcPr>
+            <w:tcW w:w="236" w:type="dxa"/>
+          </w:tcPr>
+          <w:p>
+            <w:pPr>
+              <w:rPr>
+                <w:lang w:val="en-US"/>
+              </w:rPr>
+            </w:pPr>
+          </w:p>
+        </w:tc>
+        <w:tc>
+          <w:tcPr>
+            <w:tcW w:w="8258" w:type="dxa"/>
+          </w:tcPr>
+          <w:p>
+            <w:pPr>
+              <w:rPr>
+                <w:sz w:val="20"/>
+              </w:rPr>
+            </w:pPr>
+            <w:r>
+              <w:rPr>
+                <w:sz w:val="20"/>
+              </w:rPr>
+              <w:t xml:space="preserve">Envía al dron los 5 valores (entre 1000 y 2000) para guiar el dron en modo Radio Control. </w:t>
             </w:r>
           </w:p>
           <w:p/>
@@ -1674,7 +1932,7 @@
     </w:p>
     <w:tbl>
       <w:tblPr>
-        <w:tblStyle w:val="Taulaambquadrcula"/>
+        <w:tblStyle w:val="Tablaconcuadrcula"/>
         <w:tblW w:w="0" w:type="auto"/>
         <w:tblLook w:val="04A0" w:firstRow="1" w:lastRow="0" w:firstColumn="1" w:lastColumn="0" w:noHBand="0" w:noVBand="1"/>
       </w:tblPr>
@@ -3333,7 +3591,7 @@
     </w:p>
     <w:tbl>
       <w:tblPr>
-        <w:tblStyle w:val="Taulaambquadrcula"/>
+        <w:tblStyle w:val="Tablaconcuadrcula"/>
         <w:tblW w:w="0" w:type="auto"/>
         <w:tblLook w:val="04A0" w:firstRow="1" w:lastRow="0" w:firstColumn="1" w:lastColumn="0" w:noHBand="0" w:noVBand="1"/>
       </w:tblPr>
@@ -4113,8 +4371,6 @@
       <w:pPr>
         <w:jc w:val="both"/>
       </w:pPr>
-      <w:bookmarkStart w:id="0" w:name="_GoBack"/>
-      <w:bookmarkEnd w:id="0"/>
     </w:p>
     <w:p>
       <w:pPr>
@@ -4164,12 +4420,13 @@
     </w:p>
     <w:tbl>
       <w:tblPr>
-        <w:tblStyle w:val="Taulaambquadrcula"/>
+        <w:tblStyle w:val="Tablaconcuadrcula"/>
         <w:tblW w:w="0" w:type="auto"/>
+        <w:tblInd w:w="-5" w:type="dxa"/>
         <w:tblLook w:val="04A0" w:firstRow="1" w:lastRow="0" w:firstColumn="1" w:lastColumn="0" w:noHBand="0" w:noVBand="1"/>
       </w:tblPr>
       <w:tblGrid>
-        <w:gridCol w:w="236"/>
+        <w:gridCol w:w="241"/>
         <w:gridCol w:w="8258"/>
       </w:tblGrid>
       <w:tr>
@@ -4767,6 +5024,344 @@
                 <w:sz w:val="16"/>
               </w:rPr>
               <w:t xml:space="preserve">            </w:t>
+            </w:r>
+          </w:p>
+          <w:p>
+            <w:pPr>
+              <w:rPr>
+                <w:sz w:val="20"/>
+              </w:rPr>
+            </w:pPr>
+          </w:p>
+        </w:tc>
+      </w:tr>
+      <w:tr>
+        <w:tc>
+          <w:tcPr>
+            <w:tcW w:w="8499" w:type="dxa"/>
+            <w:gridSpan w:val="2"/>
+            <w:shd w:val="clear" w:color="auto" w:fill="D9D9D9" w:themeFill="background1" w:themeFillShade="D9"/>
+          </w:tcPr>
+          <w:p>
+            <w:pPr>
+              <w:rPr>
+                <w:sz w:val="20"/>
+                <w:lang w:val="en-US"/>
+              </w:rPr>
+            </w:pPr>
+            <w:proofErr w:type="spellStart"/>
+            <w:r>
+              <w:rPr>
+                <w:rFonts w:ascii="Cascadia Mono" w:hAnsi="Cascadia Mono" w:cs="Cascadia Mono"/>
+                <w:color w:val="0000FF"/>
+                <w:sz w:val="16"/>
+                <w:szCs w:val="19"/>
+                <w:lang w:val="ca-ES"/>
+              </w:rPr>
+              <w:t>public</w:t>
+            </w:r>
+            <w:proofErr w:type="spellEnd"/>
+            <w:r>
+              <w:rPr>
+                <w:rFonts w:ascii="Cascadia Mono" w:hAnsi="Cascadia Mono" w:cs="Cascadia Mono"/>
+                <w:color w:val="000000"/>
+                <w:sz w:val="16"/>
+                <w:szCs w:val="19"/>
+                <w:lang w:val="ca-ES"/>
+              </w:rPr>
+              <w:t xml:space="preserve"> </w:t>
+            </w:r>
+            <w:proofErr w:type="spellStart"/>
+            <w:r>
+              <w:rPr>
+                <w:rFonts w:ascii="Cascadia Mono" w:hAnsi="Cascadia Mono" w:cs="Cascadia Mono"/>
+                <w:color w:val="0000FF"/>
+                <w:sz w:val="16"/>
+                <w:szCs w:val="19"/>
+                <w:lang w:val="ca-ES"/>
+              </w:rPr>
+              <w:t>List</w:t>
+            </w:r>
+            <w:proofErr w:type="spellEnd"/>
+            <w:r>
+              <w:rPr>
+                <w:rFonts w:ascii="Cascadia Mono" w:hAnsi="Cascadia Mono" w:cs="Cascadia Mono"/>
+                <w:color w:val="000000"/>
+                <w:sz w:val="16"/>
+                <w:szCs w:val="19"/>
+                <w:lang w:val="ca-ES"/>
+              </w:rPr>
+              <w:t>&lt;</w:t>
+            </w:r>
+            <w:r>
+              <w:rPr>
+                <w:rFonts w:ascii="Cascadia Mono" w:hAnsi="Cascadia Mono" w:cs="Cascadia Mono"/>
+                <w:color w:val="000000"/>
+                <w:sz w:val="16"/>
+                <w:szCs w:val="19"/>
+                <w:lang w:val="ca-ES"/>
+              </w:rPr>
+              <w:t>(</w:t>
+            </w:r>
+            <w:proofErr w:type="spellStart"/>
+            <w:r>
+              <w:rPr>
+                <w:rFonts w:ascii="Cascadia Mono" w:hAnsi="Cascadia Mono" w:cs="Cascadia Mono"/>
+                <w:color w:val="00B050"/>
+                <w:sz w:val="16"/>
+                <w:szCs w:val="19"/>
+                <w:lang w:val="ca-ES"/>
+              </w:rPr>
+              <w:t>List</w:t>
+            </w:r>
+            <w:proofErr w:type="spellEnd"/>
+            <w:r>
+              <w:rPr>
+                <w:rFonts w:ascii="Cascadia Mono" w:hAnsi="Cascadia Mono" w:cs="Cascadia Mono"/>
+                <w:color w:val="000000"/>
+                <w:sz w:val="16"/>
+                <w:szCs w:val="19"/>
+                <w:lang w:val="ca-ES"/>
+              </w:rPr>
+              <w:t>&lt;(</w:t>
+            </w:r>
+            <w:proofErr w:type="spellStart"/>
+            <w:r>
+              <w:rPr>
+                <w:rFonts w:ascii="Cascadia Mono" w:hAnsi="Cascadia Mono" w:cs="Cascadia Mono"/>
+                <w:color w:val="0000FF"/>
+                <w:sz w:val="16"/>
+                <w:szCs w:val="19"/>
+                <w:lang w:val="ca-ES"/>
+              </w:rPr>
+              <w:t>float</w:t>
+            </w:r>
+            <w:proofErr w:type="spellEnd"/>
+            <w:r>
+              <w:rPr>
+                <w:rFonts w:ascii="Cascadia Mono" w:hAnsi="Cascadia Mono" w:cs="Cascadia Mono"/>
+                <w:color w:val="000000"/>
+                <w:sz w:val="16"/>
+                <w:szCs w:val="19"/>
+                <w:lang w:val="ca-ES"/>
+              </w:rPr>
+              <w:t xml:space="preserve"> lat, </w:t>
+            </w:r>
+            <w:proofErr w:type="spellStart"/>
+            <w:r>
+              <w:rPr>
+                <w:rFonts w:ascii="Cascadia Mono" w:hAnsi="Cascadia Mono" w:cs="Cascadia Mono"/>
+                <w:color w:val="0000FF"/>
+                <w:sz w:val="16"/>
+                <w:szCs w:val="19"/>
+                <w:lang w:val="ca-ES"/>
+              </w:rPr>
+              <w:t>float</w:t>
+            </w:r>
+            <w:proofErr w:type="spellEnd"/>
+            <w:r>
+              <w:rPr>
+                <w:rFonts w:ascii="Cascadia Mono" w:hAnsi="Cascadia Mono" w:cs="Cascadia Mono"/>
+                <w:color w:val="000000"/>
+                <w:sz w:val="16"/>
+                <w:szCs w:val="19"/>
+                <w:lang w:val="ca-ES"/>
+              </w:rPr>
+              <w:t xml:space="preserve"> </w:t>
+            </w:r>
+            <w:proofErr w:type="spellStart"/>
+            <w:r>
+              <w:rPr>
+                <w:rFonts w:ascii="Cascadia Mono" w:hAnsi="Cascadia Mono" w:cs="Cascadia Mono"/>
+                <w:color w:val="000000"/>
+                <w:sz w:val="16"/>
+                <w:szCs w:val="19"/>
+                <w:lang w:val="ca-ES"/>
+              </w:rPr>
+              <w:t>lon</w:t>
+            </w:r>
+            <w:proofErr w:type="spellEnd"/>
+            <w:r>
+              <w:rPr>
+                <w:rFonts w:ascii="Cascadia Mono" w:hAnsi="Cascadia Mono" w:cs="Cascadia Mono"/>
+                <w:color w:val="000000"/>
+                <w:sz w:val="16"/>
+                <w:szCs w:val="19"/>
+                <w:lang w:val="ca-ES"/>
+              </w:rPr>
+              <w:t>)&gt;</w:t>
+            </w:r>
+            <w:r>
+              <w:rPr>
+                <w:rFonts w:ascii="Cascadia Mono" w:hAnsi="Cascadia Mono" w:cs="Cascadia Mono"/>
+                <w:color w:val="000000"/>
+                <w:sz w:val="16"/>
+                <w:szCs w:val="19"/>
+                <w:lang w:val="ca-ES"/>
+              </w:rPr>
+              <w:t xml:space="preserve"> </w:t>
+            </w:r>
+            <w:proofErr w:type="spellStart"/>
+            <w:r>
+              <w:rPr>
+                <w:rFonts w:ascii="Cascadia Mono" w:hAnsi="Cascadia Mono" w:cs="Cascadia Mono"/>
+                <w:color w:val="000000"/>
+                <w:sz w:val="16"/>
+                <w:szCs w:val="19"/>
+                <w:lang w:val="ca-ES"/>
+              </w:rPr>
+              <w:t>vertices</w:t>
+            </w:r>
+            <w:proofErr w:type="spellEnd"/>
+            <w:r>
+              <w:rPr>
+                <w:rFonts w:ascii="Cascadia Mono" w:hAnsi="Cascadia Mono" w:cs="Cascadia Mono"/>
+                <w:color w:val="000000"/>
+                <w:sz w:val="16"/>
+                <w:szCs w:val="19"/>
+                <w:lang w:val="ca-ES"/>
+              </w:rPr>
+              <w:t xml:space="preserve">, </w:t>
+            </w:r>
+            <w:proofErr w:type="spellStart"/>
+            <w:r>
+              <w:rPr>
+                <w:rFonts w:ascii="Cascadia Mono" w:hAnsi="Cascadia Mono" w:cs="Cascadia Mono"/>
+                <w:color w:val="0000FF"/>
+                <w:sz w:val="16"/>
+                <w:szCs w:val="19"/>
+                <w:lang w:val="ca-ES"/>
+              </w:rPr>
+              <w:t>string</w:t>
+            </w:r>
+            <w:proofErr w:type="spellEnd"/>
+            <w:r>
+              <w:rPr>
+                <w:rFonts w:ascii="Cascadia Mono" w:hAnsi="Cascadia Mono" w:cs="Cascadia Mono"/>
+                <w:color w:val="000000"/>
+                <w:sz w:val="16"/>
+                <w:szCs w:val="19"/>
+                <w:lang w:val="ca-ES"/>
+              </w:rPr>
+              <w:t xml:space="preserve"> </w:t>
+            </w:r>
+            <w:proofErr w:type="spellStart"/>
+            <w:r>
+              <w:rPr>
+                <w:rFonts w:ascii="Cascadia Mono" w:hAnsi="Cascadia Mono" w:cs="Cascadia Mono"/>
+                <w:color w:val="000000"/>
+                <w:sz w:val="16"/>
+                <w:szCs w:val="19"/>
+                <w:lang w:val="ca-ES"/>
+              </w:rPr>
+              <w:t>type</w:t>
+            </w:r>
+            <w:proofErr w:type="spellEnd"/>
+            <w:r>
+              <w:rPr>
+                <w:rFonts w:ascii="Cascadia Mono" w:hAnsi="Cascadia Mono" w:cs="Cascadia Mono"/>
+                <w:color w:val="000000"/>
+                <w:sz w:val="16"/>
+                <w:szCs w:val="19"/>
+                <w:lang w:val="ca-ES"/>
+              </w:rPr>
+              <w:t>)</w:t>
+            </w:r>
+            <w:r>
+              <w:rPr>
+                <w:rFonts w:ascii="Cascadia Mono" w:hAnsi="Cascadia Mono" w:cs="Cascadia Mono"/>
+                <w:color w:val="000000"/>
+                <w:sz w:val="16"/>
+                <w:szCs w:val="19"/>
+                <w:lang w:val="ca-ES"/>
+              </w:rPr>
+              <w:t xml:space="preserve">&gt; </w:t>
+            </w:r>
+            <w:proofErr w:type="spellStart"/>
+            <w:r>
+              <w:rPr>
+                <w:rFonts w:ascii="Cascadia Mono" w:hAnsi="Cascadia Mono" w:cs="Cascadia Mono"/>
+                <w:color w:val="000000"/>
+                <w:sz w:val="16"/>
+                <w:szCs w:val="19"/>
+                <w:lang w:val="ca-ES"/>
+              </w:rPr>
+              <w:t>LeeEscenario</w:t>
+            </w:r>
+            <w:proofErr w:type="spellEnd"/>
+            <w:r>
+              <w:rPr>
+                <w:sz w:val="20"/>
+                <w:lang w:val="en-US"/>
+              </w:rPr>
+              <w:t xml:space="preserve"> </w:t>
+            </w:r>
+            <w:r>
+              <w:rPr>
+                <w:sz w:val="20"/>
+                <w:lang w:val="en-US"/>
+              </w:rPr>
+              <w:t>()</w:t>
+            </w:r>
+          </w:p>
+          <w:p>
+            <w:pPr>
+              <w:rPr>
+                <w:sz w:val="20"/>
+                <w:lang w:val="en-US"/>
+              </w:rPr>
+            </w:pPr>
+          </w:p>
+        </w:tc>
+      </w:tr>
+      <w:tr>
+        <w:tc>
+          <w:tcPr>
+            <w:tcW w:w="241" w:type="dxa"/>
+          </w:tcPr>
+          <w:p>
+            <w:pPr>
+              <w:rPr>
+                <w:lang w:val="en-US"/>
+              </w:rPr>
+            </w:pPr>
+          </w:p>
+        </w:tc>
+        <w:tc>
+          <w:tcPr>
+            <w:tcW w:w="8258" w:type="dxa"/>
+          </w:tcPr>
+          <w:p>
+            <w:pPr>
+              <w:rPr>
+                <w:sz w:val="20"/>
+              </w:rPr>
+            </w:pPr>
+            <w:r>
+              <w:rPr>
+                <w:sz w:val="20"/>
+              </w:rPr>
+              <w:t xml:space="preserve">Obtiene del </w:t>
+            </w:r>
+            <w:proofErr w:type="spellStart"/>
+            <w:r>
+              <w:rPr>
+                <w:sz w:val="20"/>
+              </w:rPr>
+              <w:t>autopilot</w:t>
+            </w:r>
+            <w:proofErr w:type="spellEnd"/>
+            <w:r>
+              <w:rPr>
+                <w:sz w:val="20"/>
+              </w:rPr>
+              <w:t xml:space="preserve"> el e</w:t>
+            </w:r>
+            <w:r>
+              <w:rPr>
+                <w:sz w:val="20"/>
+              </w:rPr>
+              <w:t>scenario que tiene cargado en ese momento.</w:t>
             </w:r>
           </w:p>
           <w:p>
@@ -4803,7 +5398,7 @@
     </w:p>
     <w:tbl>
       <w:tblPr>
-        <w:tblStyle w:val="Taulaambquadrcula"/>
+        <w:tblStyle w:val="Tablaconcuadrcula"/>
         <w:tblW w:w="0" w:type="auto"/>
         <w:tblLook w:val="04A0" w:firstRow="1" w:lastRow="0" w:firstColumn="1" w:lastColumn="0" w:noHBand="0" w:noVBand="1"/>
       </w:tblPr>
@@ -5338,6 +5933,7 @@
         <w:rPr>
           <w:b/>
         </w:rPr>
+        <w:lastRenderedPageBreak/>
         <w:br w:type="page"/>
       </w:r>
     </w:p>
@@ -5374,7 +5970,7 @@
     </w:p>
     <w:tbl>
       <w:tblPr>
-        <w:tblStyle w:val="Taulaambquadrcula"/>
+        <w:tblStyle w:val="Tablaconcuadrcula"/>
         <w:tblW w:w="8642" w:type="dxa"/>
         <w:tblLook w:val="04A0" w:firstRow="1" w:lastRow="0" w:firstColumn="1" w:lastColumn="0" w:noHBand="0" w:noVBand="1"/>
       </w:tblPr>
@@ -5885,7 +6481,7 @@
     </w:p>
     <w:tbl>
       <w:tblPr>
-        <w:tblStyle w:val="Taulaambquadrcula"/>
+        <w:tblStyle w:val="Tablaconcuadrcula"/>
         <w:tblW w:w="0" w:type="auto"/>
         <w:tblLook w:val="04A0" w:firstRow="1" w:lastRow="0" w:firstColumn="1" w:lastColumn="0" w:noHBand="0" w:noVBand="1"/>
       </w:tblPr>
@@ -6460,7 +7056,7 @@
 </file>
 
 <file path=word/styles.xml><?xml version="1.0" encoding="utf-8"?>
-<w:styles xmlns:mc="http://schemas.openxmlformats.org/markup-compatibility/2006" xmlns:r="http://schemas.openxmlformats.org/officeDocument/2006/relationships" xmlns:w="http://schemas.openxmlformats.org/wordprocessingml/2006/main" xmlns:w14="http://schemas.microsoft.com/office/word/2010/wordml" xmlns:w15="http://schemas.microsoft.com/office/word/2012/wordml" xmlns:w16cid="http://schemas.microsoft.com/office/word/2016/wordml/cid" xmlns:w16se="http://schemas.microsoft.com/office/word/2015/wordml/symex" mc:Ignorable="w14 w15 w16se w16cid">
+<w:styles xmlns:mc="http://schemas.openxmlformats.org/markup-compatibility/2006" xmlns:r="http://schemas.openxmlformats.org/officeDocument/2006/relationships" xmlns:w="http://schemas.openxmlformats.org/wordprocessingml/2006/main" xmlns:w14="http://schemas.microsoft.com/office/word/2010/wordml" xmlns:w15="http://schemas.microsoft.com/office/word/2012/wordml" xmlns:w16cex="http://schemas.microsoft.com/office/word/2018/wordml/cex" xmlns:w16cid="http://schemas.microsoft.com/office/word/2016/wordml/cid" xmlns:w16="http://schemas.microsoft.com/office/word/2018/wordml" xmlns:w16sdtdh="http://schemas.microsoft.com/office/word/2020/wordml/sdtdatahash" xmlns:w16se="http://schemas.microsoft.com/office/word/2015/wordml/symex" mc:Ignorable="w14 w15 w16se w16cid w16 w16cex w16sdtdh">
   <w:docDefaults>
     <w:rPrDefault>
       <w:rPr>
@@ -6476,7 +7072,7 @@
       </w:pPr>
     </w:pPrDefault>
   </w:docDefaults>
-  <w:latentStyles w:defLockedState="0" w:defUIPriority="99" w:defSemiHidden="0" w:defUnhideWhenUsed="0" w:defQFormat="0" w:count="375">
+  <w:latentStyles w:defLockedState="0" w:defUIPriority="99" w:defSemiHidden="0" w:defUnhideWhenUsed="0" w:defQFormat="0" w:count="376">
     <w:lsdException w:name="Normal" w:uiPriority="0" w:qFormat="1"/>
     <w:lsdException w:name="heading 1" w:uiPriority="9" w:qFormat="1"/>
     <w:lsdException w:name="heading 2" w:semiHidden="1" w:uiPriority="9" w:unhideWhenUsed="1" w:qFormat="1"/>
@@ -6582,7 +7178,6 @@
     <w:lsdException w:name="HTML Sample" w:semiHidden="1" w:unhideWhenUsed="1"/>
     <w:lsdException w:name="HTML Typewriter" w:semiHidden="1" w:unhideWhenUsed="1"/>
     <w:lsdException w:name="HTML Variable" w:semiHidden="1" w:unhideWhenUsed="1"/>
-    <w:lsdException w:name="Normal Table" w:semiHidden="1" w:unhideWhenUsed="1"/>
     <w:lsdException w:name="annotation subject" w:semiHidden="1" w:unhideWhenUsed="1"/>
     <w:lsdException w:name="No List" w:semiHidden="1" w:unhideWhenUsed="1"/>
     <w:lsdException w:name="Outline List 1" w:semiHidden="1" w:unhideWhenUsed="1"/>
@@ -6629,10 +7224,8 @@
     <w:lsdException w:name="Table Subtle 2" w:semiHidden="1" w:unhideWhenUsed="1"/>
     <w:lsdException w:name="Table Web 1" w:semiHidden="1" w:unhideWhenUsed="1"/>
     <w:lsdException w:name="Table Web 2" w:semiHidden="1" w:unhideWhenUsed="1"/>
-    <w:lsdException w:name="Table Web 3" w:semiHidden="1" w:unhideWhenUsed="1"/>
     <w:lsdException w:name="Balloon Text" w:semiHidden="1" w:unhideWhenUsed="1"/>
     <w:lsdException w:name="Table Grid" w:uiPriority="39"/>
-    <w:lsdException w:name="Table Theme" w:semiHidden="1" w:unhideWhenUsed="1"/>
     <w:lsdException w:name="Placeholder Text" w:semiHidden="1"/>
     <w:lsdException w:name="No Spacing" w:uiPriority="1" w:qFormat="1"/>
     <w:lsdException w:name="Light Shading" w:uiPriority="60"/>
@@ -6852,19 +7445,20 @@
     <w:lsdException w:name="Smart Hyperlink" w:semiHidden="1" w:unhideWhenUsed="1"/>
     <w:lsdException w:name="Hashtag" w:semiHidden="1" w:unhideWhenUsed="1"/>
     <w:lsdException w:name="Unresolved Mention" w:semiHidden="1" w:unhideWhenUsed="1"/>
+    <w:lsdException w:name="Smart Link" w:semiHidden="1" w:unhideWhenUsed="1"/>
   </w:latentStyles>
   <w:style w:type="paragraph" w:default="1" w:styleId="Normal">
     <w:name w:val="Normal"/>
     <w:qFormat/>
     <w:rsid w:val="00E25B4E"/>
   </w:style>
-  <w:style w:type="character" w:default="1" w:styleId="Lletraperdefectedelpargraf">
+  <w:style w:type="character" w:default="1" w:styleId="Fuentedeprrafopredeter">
     <w:name w:val="Default Paragraph Font"/>
     <w:uiPriority w:val="1"/>
     <w:semiHidden/>
     <w:unhideWhenUsed/>
   </w:style>
-  <w:style w:type="table" w:default="1" w:styleId="Taulanormal">
+  <w:style w:type="table" w:default="1" w:styleId="Tablanormal">
     <w:name w:val="Normal Table"/>
     <w:uiPriority w:val="99"/>
     <w:semiHidden/>
@@ -6879,15 +7473,15 @@
       </w:tblCellMar>
     </w:tblPr>
   </w:style>
-  <w:style w:type="numbering" w:default="1" w:styleId="Sensellista">
+  <w:style w:type="numbering" w:default="1" w:styleId="Sinlista">
     <w:name w:val="No List"/>
     <w:uiPriority w:val="99"/>
     <w:semiHidden/>
     <w:unhideWhenUsed/>
   </w:style>
-  <w:style w:type="table" w:styleId="Taulaambquadrcula">
+  <w:style w:type="table" w:styleId="Tablaconcuadrcula">
     <w:name w:val="Table Grid"/>
-    <w:basedOn w:val="Taulanormal"/>
+    <w:basedOn w:val="Tablanormal"/>
     <w:uiPriority w:val="39"/>
     <w:rsid w:val="00E25B4E"/>
     <w:pPr>
@@ -6904,10 +7498,10 @@
       </w:tblBorders>
     </w:tblPr>
   </w:style>
-  <w:style w:type="paragraph" w:styleId="HTMLambformatprevi">
+  <w:style w:type="paragraph" w:styleId="HTMLconformatoprevio">
     <w:name w:val="HTML Preformatted"/>
     <w:basedOn w:val="Normal"/>
-    <w:link w:val="HTMLambformatpreviCar"/>
+    <w:link w:val="HTMLconformatoprevioCar"/>
     <w:uiPriority w:val="99"/>
     <w:semiHidden/>
     <w:unhideWhenUsed/>
@@ -6940,10 +7534,10 @@
       <w:lang w:eastAsia="es-ES"/>
     </w:rPr>
   </w:style>
-  <w:style w:type="character" w:customStyle="1" w:styleId="HTMLambformatpreviCar">
-    <w:name w:val="HTML amb format previ Car"/>
-    <w:basedOn w:val="Lletraperdefectedelpargraf"/>
-    <w:link w:val="HTMLambformatprevi"/>
+  <w:style w:type="character" w:customStyle="1" w:styleId="HTMLconformatoprevioCar">
+    <w:name w:val="HTML con formato previo Car"/>
+    <w:basedOn w:val="Fuentedeprrafopredeter"/>
+    <w:link w:val="HTMLconformatoprevio"/>
     <w:uiPriority w:val="99"/>
     <w:semiHidden/>
     <w:rsid w:val="00C71DCA"/>
